--- a/docs/体験版の注意点.docx
+++ b/docs/体験版の注意点.docx
@@ -29,6 +29,14 @@
       </w:pPr>
       <w:r>
         <w:t xml:space="preserve">作成日：2026年6月22日</w:t>
+      </w:r>
+    </w:p>
+    <w:p>
+      <w:pPr>
+        <w:pStyle w:val="Subtitle"/>
+      </w:pPr>
+      <w:r>
+        <w:t xml:space="preserve">改訂日：2026年10月12日（v8_7_39に対応）</w:t>
       </w:r>
     </w:p>
     <w:p>
@@ -123,6 +131,14 @@
         <w:t xml:space="preserve">体験版は、時間割アプリの操作感を、安全に試していただくためのものです。URLの末尾に ?demo=1 を付けてアクセスすると、ログインなしで体験版が開きます。学校の実在データは一切使っておらず、架空の「みどり野中学校（体験版）」のデータで動作します。</w:t>
       </w:r>
     </w:p>
+    <w:p>
+      <w:pPr>
+        <w:spacing w:after="100" w:line="300"/>
+      </w:pPr>
+      <w:r>
+        <w:t xml:space="preserve">体験版では、画面上部の学校名のとなりに「体験版・保存されません」と表示されます。</w:t>
+      </w:r>
+    </w:p>
     <w:tbl>
       <w:tblPr>
         <w:tblW w:type="dxa" w:w="9306"/>
@@ -242,6 +258,19 @@
         <w:spacing w:after="60" w:line="290"/>
       </w:pPr>
       <w:r>
+        <w:t xml:space="preserve">ヘッダーの「↻ 初期状態に戻す」を押しても、最初の状態に戻せます（確認のメッセージが出ます）。</w:t>
+      </w:r>
+    </w:p>
+    <w:p>
+      <w:pPr>
+        <w:pStyle w:val="ListParagraph"/>
+        <w:numPr>
+          <w:ilvl w:val="0"/>
+          <w:numId w:val="2"/>
+        </w:numPr>
+        <w:spacing w:after="60" w:line="290"/>
+      </w:pPr>
+      <w:r>
         <w:t xml:space="preserve">ブラウザを閉じると、加えた変更は失われます。</w:t>
       </w:r>
     </w:p>
@@ -351,7 +380,7 @@
         <w:spacing w:after="100" w:line="300"/>
       </w:pPr>
       <w:r>
-        <w:t xml:space="preserve">次の機能は、体験版が保存を伴わない仕組みのため、利用できません（ボタンがあっても効果がありません）。</w:t>
+        <w:t xml:space="preserve">次の機能は、体験版が保存を伴わない仕組みのため、利用できません。</w:t>
       </w:r>
     </w:p>
     <w:p>
@@ -364,7 +393,7 @@
         <w:spacing w:after="60" w:line="290"/>
       </w:pPr>
       <w:r>
-        <w:t xml:space="preserve">バックアップの保存・復元</w:t>
+        <w:t xml:space="preserve">バックアップの保存・復元（「📦 バックアップ関連」メニューは表示されません）</w:t>
       </w:r>
     </w:p>
     <w:p>
@@ -377,7 +406,7 @@
         <w:spacing w:after="60" w:line="290"/>
       </w:pPr>
       <w:r>
-        <w:t xml:space="preserve">確定・公開（生徒・教員向けの閲覧画面への反映）</w:t>
+        <w:t xml:space="preserve">確定・公開（ボタンを押すと「確定・公開しました」と表示されますが、体験版では実際には何も公開されません）</w:t>
       </w:r>
     </w:p>
     <w:p>
@@ -390,7 +419,7 @@
         <w:spacing w:after="60" w:line="290"/>
       </w:pPr>
       <w:r>
-        <w:t xml:space="preserve">閲覧URL（生徒・保護者・教員向けの共有リンク）の発行</w:t>
+        <w:t xml:space="preserve">閲覧URL（生徒・保護者・教員向けの共有リンク）の発行（「⋯ その他」メニューに「URL管理」は表示されません）</w:t>
       </w:r>
     </w:p>
     <w:p>
@@ -482,7 +511,7 @@
         <w:spacing w:after="60" w:line="290"/>
       </w:pPr>
       <w:r>
-        <w:t xml:space="preserve">重複の検出と解消パネル（候補選択、玉突き連鎖、深く探す、強制配置）</w:t>
+        <w:t xml:space="preserve">重複の検出と解消パネル（候補選択、玉突き連鎖、深く探す、強制配置）、ヘッダーの「⚠ 重複」「◻ 空き」ボタン</w:t>
       </w:r>
     </w:p>
     <w:p>
@@ -495,7 +524,7 @@
         <w:spacing w:after="60" w:line="290"/>
       </w:pPr>
       <w:r>
-        <w:t xml:space="preserve">振替・補欠・欠課・行事の入力</w:t>
+        <w:t xml:space="preserve">ドラッグ中の色分け（緑・黄・紫・赤）と、3コマ回転のパネル（動きのプレビュー付き）</w:t>
       </w:r>
     </w:p>
     <w:p>
@@ -508,7 +537,7 @@
         <w:spacing w:after="60" w:line="290"/>
       </w:pPr>
       <w:r>
-        <w:t xml:space="preserve">合同授業、特別支援学級、通級の連動（🔗）、A週／B週の隔週授業の表示</w:t>
+        <w:t xml:space="preserve">振替・補欠・欠課・行事の入力</w:t>
       </w:r>
     </w:p>
     <w:p>
@@ -521,7 +550,7 @@
         <w:spacing w:after="60" w:line="290"/>
       </w:pPr>
       <w:r>
-        <w:t xml:space="preserve">非常勤の先生の出勤日（出勤しない曜日には授業を置けない様子）</w:t>
+        <w:t xml:space="preserve">取消・やり直し（マウスを乗せると、戻す内容が表示されます）</w:t>
       </w:r>
     </w:p>
     <w:p>
@@ -534,7 +563,33 @@
         <w:spacing w:after="60" w:line="290"/>
       </w:pPr>
       <w:r>
-        <w:t xml:space="preserve">会議管理（会議の枠に先生が入る様子）、集計</w:t>
+        <w:t xml:space="preserve">合同授業、特別支援学級、通級の連動（🔗）、A週／B週の隔週授業の表示</w:t>
+      </w:r>
+    </w:p>
+    <w:p>
+      <w:pPr>
+        <w:pStyle w:val="ListParagraph"/>
+        <w:numPr>
+          <w:ilvl w:val="0"/>
+          <w:numId w:val="2"/>
+        </w:numPr>
+        <w:spacing w:after="60" w:line="290"/>
+      </w:pPr>
+      <w:r>
+        <w:t xml:space="preserve">非常勤の先生の出勤日（出勤しない曜日には授業を置けない様子）</w:t>
+      </w:r>
+    </w:p>
+    <w:p>
+      <w:pPr>
+        <w:pStyle w:val="ListParagraph"/>
+        <w:numPr>
+          <w:ilvl w:val="0"/>
+          <w:numId w:val="2"/>
+        </w:numPr>
+        <w:spacing w:after="60" w:line="290"/>
+      </w:pPr>
+      <w:r>
+        <w:t xml:space="preserve">会議管理（「⚙ 初期設定」メニュー内。会議の枠に先生が入る様子）、集計（「⋯ その他」メニュー内）</w:t>
       </w:r>
     </w:p>
     <w:p>
@@ -1589,7 +1644,7 @@
         <w:sz w:val="16"/>
         <w:szCs w:val="16"/>
       </w:rPr>
-      <w:t xml:space="preserve">庄川中学校 時間割アプリ ／ </w:t>
+      <w:t xml:space="preserve">〇〇中学校 時間割アプリ ／ </w:t>
     </w:r>
     <w:r>
       <w:rPr>

--- a/docs/体験版の注意点.docx
+++ b/docs/体験版の注意点.docx
@@ -1644,7 +1644,7 @@
         <w:sz w:val="16"/>
         <w:szCs w:val="16"/>
       </w:rPr>
-      <w:t xml:space="preserve">〇〇中学校 時間割アプリ ／ </w:t>
+      <w:t xml:space="preserve">時間割アプリ ／ </w:t>
     </w:r>
     <w:r>
       <w:rPr>

--- a/docs/体験版の注意点.docx
+++ b/docs/体験版の注意点.docx
@@ -393,7 +393,7 @@
         <w:spacing w:after="60" w:line="290"/>
       </w:pPr>
       <w:r>
-        <w:t xml:space="preserve">バックアップの保存・復元（「📦 バックアップ関連」メニューは表示されません）</w:t>
+        <w:t xml:space="preserve">バックアップの保存・復元（「📦 バックアップ」メニューは表示されません）</w:t>
       </w:r>
     </w:p>
     <w:p>
